--- a/word_template/archive_template.docx
+++ b/word_template/archive_template.docx
@@ -10,16 +10,16 @@
         <w:tblLook w:val="04A0" w:firstRow="1" w:lastRow="0" w:firstColumn="1" w:lastColumn="0" w:noHBand="0" w:noVBand="1"/>
       </w:tblPr>
       <w:tblGrid>
-        <w:gridCol w:w="1065"/>
+        <w:gridCol w:w="1063"/>
         <w:gridCol w:w="809"/>
         <w:gridCol w:w="732"/>
         <w:gridCol w:w="628"/>
-        <w:gridCol w:w="964"/>
+        <w:gridCol w:w="966"/>
       </w:tblGrid>
       <w:tr>
         <w:tc>
           <w:tcPr>
-            <w:tcW w:w="1065" w:type="dxa"/>
+            <w:tcW w:w="1063" w:type="dxa"/>
           </w:tcPr>
           <w:p>
             <w:pPr>
@@ -111,7 +111,7 @@
         </w:tc>
         <w:tc>
           <w:tcPr>
-            <w:tcW w:w="964" w:type="dxa"/>
+            <w:tcW w:w="966" w:type="dxa"/>
           </w:tcPr>
           <w:p>
             <w:pPr>
@@ -144,7 +144,7 @@
       <w:tr>
         <w:tc>
           <w:tcPr>
-            <w:tcW w:w="1065" w:type="dxa"/>
+            <w:tcW w:w="1063" w:type="dxa"/>
           </w:tcPr>
           <w:p>
             <w:pPr>
@@ -202,7 +202,7 @@
         </w:tc>
         <w:tc>
           <w:tcPr>
-            <w:tcW w:w="964" w:type="dxa"/>
+            <w:tcW w:w="966" w:type="dxa"/>
           </w:tcPr>
           <w:p>
             <w:pPr>
@@ -219,7 +219,7 @@
       <w:tr>
         <w:tc>
           <w:tcPr>
-            <w:tcW w:w="1065" w:type="dxa"/>
+            <w:tcW w:w="1063" w:type="dxa"/>
           </w:tcPr>
           <w:p>
             <w:pPr>
@@ -279,7 +279,7 @@
         </w:tc>
         <w:tc>
           <w:tcPr>
-            <w:tcW w:w="964" w:type="dxa"/>
+            <w:tcW w:w="966" w:type="dxa"/>
           </w:tcPr>
           <w:p>
             <w:pPr>
@@ -296,7 +296,7 @@
       <w:tr>
         <w:tc>
           <w:tcPr>
-            <w:tcW w:w="1065" w:type="dxa"/>
+            <w:tcW w:w="1063" w:type="dxa"/>
           </w:tcPr>
           <w:p>
             <w:pPr>
@@ -356,7 +356,7 @@
         </w:tc>
         <w:tc>
           <w:tcPr>
-            <w:tcW w:w="964" w:type="dxa"/>
+            <w:tcW w:w="966" w:type="dxa"/>
           </w:tcPr>
           <w:p>
             <w:pPr>
@@ -373,7 +373,7 @@
       <w:tr>
         <w:tc>
           <w:tcPr>
-            <w:tcW w:w="1065" w:type="dxa"/>
+            <w:tcW w:w="1063" w:type="dxa"/>
           </w:tcPr>
           <w:p>
             <w:pPr>
@@ -432,7 +432,7 @@
         </w:tc>
         <w:tc>
           <w:tcPr>
-            <w:tcW w:w="964" w:type="dxa"/>
+            <w:tcW w:w="966" w:type="dxa"/>
           </w:tcPr>
           <w:p>
             <w:pPr>
@@ -449,7 +449,7 @@
       <w:tr>
         <w:tc>
           <w:tcPr>
-            <w:tcW w:w="1065" w:type="dxa"/>
+            <w:tcW w:w="1063" w:type="dxa"/>
           </w:tcPr>
           <w:p>
             <w:pPr>
@@ -508,7 +508,7 @@
         </w:tc>
         <w:tc>
           <w:tcPr>
-            <w:tcW w:w="964" w:type="dxa"/>
+            <w:tcW w:w="966" w:type="dxa"/>
           </w:tcPr>
           <w:p>
             <w:pPr>
@@ -525,7 +525,7 @@
       <w:tr>
         <w:tc>
           <w:tcPr>
-            <w:tcW w:w="1065" w:type="dxa"/>
+            <w:tcW w:w="1063" w:type="dxa"/>
           </w:tcPr>
           <w:p>
             <w:pPr>
@@ -584,7 +584,7 @@
         </w:tc>
         <w:tc>
           <w:tcPr>
-            <w:tcW w:w="964" w:type="dxa"/>
+            <w:tcW w:w="966" w:type="dxa"/>
           </w:tcPr>
           <w:p>
             <w:pPr>
@@ -601,7 +601,7 @@
       <w:tr>
         <w:tc>
           <w:tcPr>
-            <w:tcW w:w="1065" w:type="dxa"/>
+            <w:tcW w:w="1063" w:type="dxa"/>
           </w:tcPr>
           <w:p>
             <w:pPr>
@@ -660,7 +660,7 @@
         </w:tc>
         <w:tc>
           <w:tcPr>
-            <w:tcW w:w="964" w:type="dxa"/>
+            <w:tcW w:w="966" w:type="dxa"/>
           </w:tcPr>
           <w:p>
             <w:pPr>
@@ -677,7 +677,7 @@
       <w:tr>
         <w:tc>
           <w:tcPr>
-            <w:tcW w:w="1065" w:type="dxa"/>
+            <w:tcW w:w="1063" w:type="dxa"/>
           </w:tcPr>
           <w:p>
             <w:pPr>
@@ -736,7 +736,7 @@
         </w:tc>
         <w:tc>
           <w:tcPr>
-            <w:tcW w:w="964" w:type="dxa"/>
+            <w:tcW w:w="966" w:type="dxa"/>
           </w:tcPr>
           <w:p>
             <w:pPr>
@@ -753,7 +753,7 @@
       <w:tr>
         <w:tc>
           <w:tcPr>
-            <w:tcW w:w="1065" w:type="dxa"/>
+            <w:tcW w:w="1063" w:type="dxa"/>
           </w:tcPr>
           <w:p>
             <w:pPr>
@@ -812,7 +812,7 @@
         </w:tc>
         <w:tc>
           <w:tcPr>
-            <w:tcW w:w="964" w:type="dxa"/>
+            <w:tcW w:w="966" w:type="dxa"/>
           </w:tcPr>
           <w:p>
             <w:pPr>
@@ -829,7 +829,7 @@
       <w:tr>
         <w:tc>
           <w:tcPr>
-            <w:tcW w:w="1065" w:type="dxa"/>
+            <w:tcW w:w="1063" w:type="dxa"/>
           </w:tcPr>
           <w:p>
             <w:pPr>
@@ -888,7 +888,7 @@
         </w:tc>
         <w:tc>
           <w:tcPr>
-            <w:tcW w:w="964" w:type="dxa"/>
+            <w:tcW w:w="966" w:type="dxa"/>
           </w:tcPr>
           <w:p>
             <w:pPr>
@@ -905,7 +905,7 @@
       <w:tr>
         <w:tc>
           <w:tcPr>
-            <w:tcW w:w="1065" w:type="dxa"/>
+            <w:tcW w:w="1063" w:type="dxa"/>
           </w:tcPr>
           <w:p>
             <w:pPr>
@@ -964,7 +964,7 @@
         </w:tc>
         <w:tc>
           <w:tcPr>
-            <w:tcW w:w="964" w:type="dxa"/>
+            <w:tcW w:w="966" w:type="dxa"/>
           </w:tcPr>
           <w:p>
             <w:pPr>
@@ -981,7 +981,7 @@
       <w:tr>
         <w:tc>
           <w:tcPr>
-            <w:tcW w:w="1065" w:type="dxa"/>
+            <w:tcW w:w="1063" w:type="dxa"/>
           </w:tcPr>
           <w:p>
             <w:pPr>
@@ -1040,7 +1040,7 @@
         </w:tc>
         <w:tc>
           <w:tcPr>
-            <w:tcW w:w="964" w:type="dxa"/>
+            <w:tcW w:w="966" w:type="dxa"/>
           </w:tcPr>
           <w:p>
             <w:pPr>
@@ -1057,7 +1057,7 @@
       <w:tr>
         <w:tc>
           <w:tcPr>
-            <w:tcW w:w="1065" w:type="dxa"/>
+            <w:tcW w:w="1063" w:type="dxa"/>
           </w:tcPr>
           <w:p>
             <w:pPr>
@@ -1116,7 +1116,7 @@
         </w:tc>
         <w:tc>
           <w:tcPr>
-            <w:tcW w:w="964" w:type="dxa"/>
+            <w:tcW w:w="966" w:type="dxa"/>
           </w:tcPr>
           <w:p>
             <w:pPr>
@@ -1133,7 +1133,7 @@
       <w:tr>
         <w:tc>
           <w:tcPr>
-            <w:tcW w:w="1065" w:type="dxa"/>
+            <w:tcW w:w="1063" w:type="dxa"/>
           </w:tcPr>
           <w:p>
             <w:pPr>
@@ -1192,7 +1192,7 @@
         </w:tc>
         <w:tc>
           <w:tcPr>
-            <w:tcW w:w="964" w:type="dxa"/>
+            <w:tcW w:w="966" w:type="dxa"/>
           </w:tcPr>
           <w:p>
             <w:pPr>
@@ -1209,7 +1209,7 @@
       <w:tr>
         <w:tc>
           <w:tcPr>
-            <w:tcW w:w="1065" w:type="dxa"/>
+            <w:tcW w:w="1063" w:type="dxa"/>
           </w:tcPr>
           <w:p>
             <w:pPr>
@@ -1268,7 +1268,7 @@
         </w:tc>
         <w:tc>
           <w:tcPr>
-            <w:tcW w:w="964" w:type="dxa"/>
+            <w:tcW w:w="966" w:type="dxa"/>
           </w:tcPr>
           <w:p>
             <w:pPr>
@@ -1285,7 +1285,7 @@
       <w:tr>
         <w:tc>
           <w:tcPr>
-            <w:tcW w:w="1065" w:type="dxa"/>
+            <w:tcW w:w="1063" w:type="dxa"/>
           </w:tcPr>
           <w:p>
             <w:pPr>
@@ -1344,7 +1344,7 @@
         </w:tc>
         <w:tc>
           <w:tcPr>
-            <w:tcW w:w="964" w:type="dxa"/>
+            <w:tcW w:w="966" w:type="dxa"/>
           </w:tcPr>
           <w:p>
             <w:pPr>
@@ -1361,7 +1361,7 @@
       <w:tr>
         <w:tc>
           <w:tcPr>
-            <w:tcW w:w="1065" w:type="dxa"/>
+            <w:tcW w:w="1063" w:type="dxa"/>
           </w:tcPr>
           <w:p>
             <w:pPr>
@@ -1420,7 +1420,7 @@
         </w:tc>
         <w:tc>
           <w:tcPr>
-            <w:tcW w:w="964" w:type="dxa"/>
+            <w:tcW w:w="966" w:type="dxa"/>
           </w:tcPr>
           <w:p>
             <w:pPr>
@@ -1437,7 +1437,7 @@
       <w:tr>
         <w:tc>
           <w:tcPr>
-            <w:tcW w:w="1065" w:type="dxa"/>
+            <w:tcW w:w="1063" w:type="dxa"/>
           </w:tcPr>
           <w:p>
             <w:pPr>
@@ -1496,7 +1496,7 @@
         </w:tc>
         <w:tc>
           <w:tcPr>
-            <w:tcW w:w="964" w:type="dxa"/>
+            <w:tcW w:w="966" w:type="dxa"/>
           </w:tcPr>
           <w:p>
             <w:pPr>
@@ -1513,7 +1513,7 @@
       <w:tr>
         <w:tc>
           <w:tcPr>
-            <w:tcW w:w="1065" w:type="dxa"/>
+            <w:tcW w:w="1063" w:type="dxa"/>
           </w:tcPr>
           <w:p>
             <w:pPr>
@@ -1572,7 +1572,7 @@
         </w:tc>
         <w:tc>
           <w:tcPr>
-            <w:tcW w:w="964" w:type="dxa"/>
+            <w:tcW w:w="966" w:type="dxa"/>
           </w:tcPr>
           <w:p>
             <w:pPr>
@@ -1589,7 +1589,7 @@
       <w:tr>
         <w:tc>
           <w:tcPr>
-            <w:tcW w:w="1065" w:type="dxa"/>
+            <w:tcW w:w="1063" w:type="dxa"/>
           </w:tcPr>
           <w:p>
             <w:pPr>
@@ -1648,1527 +1648,7 @@
         </w:tc>
         <w:tc>
           <w:tcPr>
-            <w:tcW w:w="964" w:type="dxa"/>
-          </w:tcPr>
-          <w:p>
-            <w:pPr>
-              <w:bidi/>
-              <w:rPr>
-                <w:rFonts w:cs="Arial"/>
-                <w:rtl/>
-                <w:lang w:val="en-GB"/>
-              </w:rPr>
-            </w:pPr>
-          </w:p>
-        </w:tc>
-      </w:tr>
-      <w:tr>
-        <w:tc>
-          <w:tcPr>
-            <w:tcW w:w="1065" w:type="dxa"/>
-          </w:tcPr>
-          <w:p>
-            <w:pPr>
-              <w:bidi/>
-              <w:rPr>
-                <w:rFonts w:cs="Arial"/>
-                <w:lang w:val="en-GB"/>
-              </w:rPr>
-            </w:pPr>
-          </w:p>
-        </w:tc>
-        <w:tc>
-          <w:tcPr>
-            <w:tcW w:w="809" w:type="dxa"/>
-          </w:tcPr>
-          <w:p>
-            <w:pPr>
-              <w:bidi/>
-              <w:rPr>
-                <w:rFonts w:cs="Arial"/>
-                <w:rtl/>
-                <w:lang w:val="en-GB"/>
-              </w:rPr>
-            </w:pPr>
-          </w:p>
-        </w:tc>
-        <w:tc>
-          <w:tcPr>
-            <w:tcW w:w="732" w:type="dxa"/>
-          </w:tcPr>
-          <w:p>
-            <w:pPr>
-              <w:bidi/>
-              <w:rPr>
-                <w:rFonts w:cs="Arial"/>
-                <w:rtl/>
-                <w:lang w:val="en-GB"/>
-              </w:rPr>
-            </w:pPr>
-          </w:p>
-        </w:tc>
-        <w:tc>
-          <w:tcPr>
-            <w:tcW w:w="628" w:type="dxa"/>
-          </w:tcPr>
-          <w:p>
-            <w:pPr>
-              <w:bidi/>
-              <w:rPr>
-                <w:rFonts w:cs="Arial"/>
-                <w:rtl/>
-                <w:lang w:val="en-GB"/>
-              </w:rPr>
-            </w:pPr>
-          </w:p>
-        </w:tc>
-        <w:tc>
-          <w:tcPr>
-            <w:tcW w:w="964" w:type="dxa"/>
-          </w:tcPr>
-          <w:p>
-            <w:pPr>
-              <w:bidi/>
-              <w:rPr>
-                <w:rFonts w:cs="Arial"/>
-                <w:rtl/>
-                <w:lang w:val="en-GB"/>
-              </w:rPr>
-            </w:pPr>
-          </w:p>
-        </w:tc>
-      </w:tr>
-      <w:tr>
-        <w:tc>
-          <w:tcPr>
-            <w:tcW w:w="1065" w:type="dxa"/>
-          </w:tcPr>
-          <w:p>
-            <w:pPr>
-              <w:bidi/>
-              <w:rPr>
-                <w:rFonts w:cs="Arial"/>
-                <w:lang w:val="en-GB"/>
-              </w:rPr>
-            </w:pPr>
-          </w:p>
-        </w:tc>
-        <w:tc>
-          <w:tcPr>
-            <w:tcW w:w="809" w:type="dxa"/>
-          </w:tcPr>
-          <w:p>
-            <w:pPr>
-              <w:bidi/>
-              <w:rPr>
-                <w:rFonts w:cs="Arial"/>
-                <w:rtl/>
-                <w:lang w:val="en-GB"/>
-              </w:rPr>
-            </w:pPr>
-          </w:p>
-        </w:tc>
-        <w:tc>
-          <w:tcPr>
-            <w:tcW w:w="732" w:type="dxa"/>
-          </w:tcPr>
-          <w:p>
-            <w:pPr>
-              <w:bidi/>
-              <w:rPr>
-                <w:rFonts w:cs="Arial"/>
-                <w:rtl/>
-                <w:lang w:val="en-GB"/>
-              </w:rPr>
-            </w:pPr>
-          </w:p>
-        </w:tc>
-        <w:tc>
-          <w:tcPr>
-            <w:tcW w:w="628" w:type="dxa"/>
-          </w:tcPr>
-          <w:p>
-            <w:pPr>
-              <w:bidi/>
-              <w:rPr>
-                <w:rFonts w:cs="Arial"/>
-                <w:rtl/>
-                <w:lang w:val="en-GB"/>
-              </w:rPr>
-            </w:pPr>
-          </w:p>
-        </w:tc>
-        <w:tc>
-          <w:tcPr>
-            <w:tcW w:w="964" w:type="dxa"/>
-          </w:tcPr>
-          <w:p>
-            <w:pPr>
-              <w:bidi/>
-              <w:rPr>
-                <w:rFonts w:cs="Arial"/>
-                <w:rtl/>
-                <w:lang w:val="en-GB"/>
-              </w:rPr>
-            </w:pPr>
-          </w:p>
-        </w:tc>
-      </w:tr>
-      <w:tr>
-        <w:tc>
-          <w:tcPr>
-            <w:tcW w:w="1065" w:type="dxa"/>
-          </w:tcPr>
-          <w:p>
-            <w:pPr>
-              <w:bidi/>
-              <w:rPr>
-                <w:rFonts w:cs="Arial"/>
-                <w:lang w:val="en-GB"/>
-              </w:rPr>
-            </w:pPr>
-          </w:p>
-        </w:tc>
-        <w:tc>
-          <w:tcPr>
-            <w:tcW w:w="809" w:type="dxa"/>
-          </w:tcPr>
-          <w:p>
-            <w:pPr>
-              <w:bidi/>
-              <w:rPr>
-                <w:rFonts w:cs="Arial"/>
-                <w:rtl/>
-                <w:lang w:val="en-GB"/>
-              </w:rPr>
-            </w:pPr>
-          </w:p>
-        </w:tc>
-        <w:tc>
-          <w:tcPr>
-            <w:tcW w:w="732" w:type="dxa"/>
-          </w:tcPr>
-          <w:p>
-            <w:pPr>
-              <w:bidi/>
-              <w:rPr>
-                <w:rFonts w:cs="Arial"/>
-                <w:rtl/>
-                <w:lang w:val="en-GB"/>
-              </w:rPr>
-            </w:pPr>
-          </w:p>
-        </w:tc>
-        <w:tc>
-          <w:tcPr>
-            <w:tcW w:w="628" w:type="dxa"/>
-          </w:tcPr>
-          <w:p>
-            <w:pPr>
-              <w:bidi/>
-              <w:rPr>
-                <w:rFonts w:cs="Arial"/>
-                <w:rtl/>
-                <w:lang w:val="en-GB"/>
-              </w:rPr>
-            </w:pPr>
-          </w:p>
-        </w:tc>
-        <w:tc>
-          <w:tcPr>
-            <w:tcW w:w="964" w:type="dxa"/>
-          </w:tcPr>
-          <w:p>
-            <w:pPr>
-              <w:bidi/>
-              <w:rPr>
-                <w:rFonts w:cs="Arial"/>
-                <w:rtl/>
-                <w:lang w:val="en-GB"/>
-              </w:rPr>
-            </w:pPr>
-          </w:p>
-        </w:tc>
-      </w:tr>
-      <w:tr>
-        <w:tc>
-          <w:tcPr>
-            <w:tcW w:w="1065" w:type="dxa"/>
-          </w:tcPr>
-          <w:p>
-            <w:pPr>
-              <w:bidi/>
-              <w:rPr>
-                <w:rFonts w:cs="Arial"/>
-                <w:lang w:val="en-GB"/>
-              </w:rPr>
-            </w:pPr>
-          </w:p>
-        </w:tc>
-        <w:tc>
-          <w:tcPr>
-            <w:tcW w:w="809" w:type="dxa"/>
-          </w:tcPr>
-          <w:p>
-            <w:pPr>
-              <w:bidi/>
-              <w:rPr>
-                <w:rFonts w:cs="Arial"/>
-                <w:rtl/>
-                <w:lang w:val="en-GB"/>
-              </w:rPr>
-            </w:pPr>
-          </w:p>
-        </w:tc>
-        <w:tc>
-          <w:tcPr>
-            <w:tcW w:w="732" w:type="dxa"/>
-          </w:tcPr>
-          <w:p>
-            <w:pPr>
-              <w:bidi/>
-              <w:rPr>
-                <w:rFonts w:cs="Arial"/>
-                <w:rtl/>
-                <w:lang w:val="en-GB"/>
-              </w:rPr>
-            </w:pPr>
-          </w:p>
-        </w:tc>
-        <w:tc>
-          <w:tcPr>
-            <w:tcW w:w="628" w:type="dxa"/>
-          </w:tcPr>
-          <w:p>
-            <w:pPr>
-              <w:bidi/>
-              <w:rPr>
-                <w:rFonts w:cs="Arial"/>
-                <w:rtl/>
-                <w:lang w:val="en-GB"/>
-              </w:rPr>
-            </w:pPr>
-          </w:p>
-        </w:tc>
-        <w:tc>
-          <w:tcPr>
-            <w:tcW w:w="964" w:type="dxa"/>
-          </w:tcPr>
-          <w:p>
-            <w:pPr>
-              <w:bidi/>
-              <w:rPr>
-                <w:rFonts w:cs="Arial"/>
-                <w:rtl/>
-                <w:lang w:val="en-GB"/>
-              </w:rPr>
-            </w:pPr>
-          </w:p>
-        </w:tc>
-      </w:tr>
-      <w:tr>
-        <w:tc>
-          <w:tcPr>
-            <w:tcW w:w="1065" w:type="dxa"/>
-          </w:tcPr>
-          <w:p>
-            <w:pPr>
-              <w:bidi/>
-              <w:rPr>
-                <w:rFonts w:cs="Arial"/>
-                <w:lang w:val="en-GB"/>
-              </w:rPr>
-            </w:pPr>
-          </w:p>
-        </w:tc>
-        <w:tc>
-          <w:tcPr>
-            <w:tcW w:w="809" w:type="dxa"/>
-          </w:tcPr>
-          <w:p>
-            <w:pPr>
-              <w:bidi/>
-              <w:rPr>
-                <w:rFonts w:cs="Arial"/>
-                <w:rtl/>
-                <w:lang w:val="en-GB"/>
-              </w:rPr>
-            </w:pPr>
-          </w:p>
-        </w:tc>
-        <w:tc>
-          <w:tcPr>
-            <w:tcW w:w="732" w:type="dxa"/>
-          </w:tcPr>
-          <w:p>
-            <w:pPr>
-              <w:bidi/>
-              <w:rPr>
-                <w:rFonts w:cs="Arial"/>
-                <w:rtl/>
-                <w:lang w:val="en-GB"/>
-              </w:rPr>
-            </w:pPr>
-          </w:p>
-        </w:tc>
-        <w:tc>
-          <w:tcPr>
-            <w:tcW w:w="628" w:type="dxa"/>
-          </w:tcPr>
-          <w:p>
-            <w:pPr>
-              <w:bidi/>
-              <w:rPr>
-                <w:rFonts w:cs="Arial"/>
-                <w:rtl/>
-                <w:lang w:val="en-GB"/>
-              </w:rPr>
-            </w:pPr>
-          </w:p>
-        </w:tc>
-        <w:tc>
-          <w:tcPr>
-            <w:tcW w:w="964" w:type="dxa"/>
-          </w:tcPr>
-          <w:p>
-            <w:pPr>
-              <w:bidi/>
-              <w:rPr>
-                <w:rFonts w:cs="Arial"/>
-                <w:rtl/>
-                <w:lang w:val="en-GB"/>
-              </w:rPr>
-            </w:pPr>
-          </w:p>
-        </w:tc>
-      </w:tr>
-      <w:tr>
-        <w:tc>
-          <w:tcPr>
-            <w:tcW w:w="1065" w:type="dxa"/>
-          </w:tcPr>
-          <w:p>
-            <w:pPr>
-              <w:bidi/>
-              <w:rPr>
-                <w:rFonts w:cs="Arial"/>
-                <w:lang w:val="en-GB"/>
-              </w:rPr>
-            </w:pPr>
-          </w:p>
-        </w:tc>
-        <w:tc>
-          <w:tcPr>
-            <w:tcW w:w="809" w:type="dxa"/>
-          </w:tcPr>
-          <w:p>
-            <w:pPr>
-              <w:bidi/>
-              <w:rPr>
-                <w:rFonts w:cs="Arial"/>
-                <w:rtl/>
-                <w:lang w:val="en-GB"/>
-              </w:rPr>
-            </w:pPr>
-          </w:p>
-        </w:tc>
-        <w:tc>
-          <w:tcPr>
-            <w:tcW w:w="732" w:type="dxa"/>
-          </w:tcPr>
-          <w:p>
-            <w:pPr>
-              <w:bidi/>
-              <w:rPr>
-                <w:rFonts w:cs="Arial"/>
-                <w:rtl/>
-                <w:lang w:val="en-GB"/>
-              </w:rPr>
-            </w:pPr>
-          </w:p>
-        </w:tc>
-        <w:tc>
-          <w:tcPr>
-            <w:tcW w:w="628" w:type="dxa"/>
-          </w:tcPr>
-          <w:p>
-            <w:pPr>
-              <w:bidi/>
-              <w:rPr>
-                <w:rFonts w:cs="Arial"/>
-                <w:rtl/>
-                <w:lang w:val="en-GB"/>
-              </w:rPr>
-            </w:pPr>
-          </w:p>
-        </w:tc>
-        <w:tc>
-          <w:tcPr>
-            <w:tcW w:w="964" w:type="dxa"/>
-          </w:tcPr>
-          <w:p>
-            <w:pPr>
-              <w:bidi/>
-              <w:rPr>
-                <w:rFonts w:cs="Arial"/>
-                <w:rtl/>
-                <w:lang w:val="en-GB"/>
-              </w:rPr>
-            </w:pPr>
-          </w:p>
-        </w:tc>
-      </w:tr>
-      <w:tr>
-        <w:tc>
-          <w:tcPr>
-            <w:tcW w:w="1065" w:type="dxa"/>
-          </w:tcPr>
-          <w:p>
-            <w:pPr>
-              <w:bidi/>
-              <w:rPr>
-                <w:rFonts w:cs="Arial"/>
-                <w:lang w:val="en-GB"/>
-              </w:rPr>
-            </w:pPr>
-          </w:p>
-        </w:tc>
-        <w:tc>
-          <w:tcPr>
-            <w:tcW w:w="809" w:type="dxa"/>
-          </w:tcPr>
-          <w:p>
-            <w:pPr>
-              <w:bidi/>
-              <w:rPr>
-                <w:rFonts w:cs="Arial"/>
-                <w:rtl/>
-                <w:lang w:val="en-GB"/>
-              </w:rPr>
-            </w:pPr>
-          </w:p>
-        </w:tc>
-        <w:tc>
-          <w:tcPr>
-            <w:tcW w:w="732" w:type="dxa"/>
-          </w:tcPr>
-          <w:p>
-            <w:pPr>
-              <w:bidi/>
-              <w:rPr>
-                <w:rFonts w:cs="Arial"/>
-                <w:rtl/>
-                <w:lang w:val="en-GB"/>
-              </w:rPr>
-            </w:pPr>
-          </w:p>
-        </w:tc>
-        <w:tc>
-          <w:tcPr>
-            <w:tcW w:w="628" w:type="dxa"/>
-          </w:tcPr>
-          <w:p>
-            <w:pPr>
-              <w:bidi/>
-              <w:rPr>
-                <w:rFonts w:cs="Arial"/>
-                <w:rtl/>
-                <w:lang w:val="en-GB"/>
-              </w:rPr>
-            </w:pPr>
-          </w:p>
-        </w:tc>
-        <w:tc>
-          <w:tcPr>
-            <w:tcW w:w="964" w:type="dxa"/>
-          </w:tcPr>
-          <w:p>
-            <w:pPr>
-              <w:bidi/>
-              <w:rPr>
-                <w:rFonts w:cs="Arial"/>
-                <w:rtl/>
-                <w:lang w:val="en-GB"/>
-              </w:rPr>
-            </w:pPr>
-          </w:p>
-        </w:tc>
-      </w:tr>
-      <w:tr>
-        <w:tc>
-          <w:tcPr>
-            <w:tcW w:w="1065" w:type="dxa"/>
-          </w:tcPr>
-          <w:p>
-            <w:pPr>
-              <w:bidi/>
-              <w:rPr>
-                <w:rFonts w:cs="Arial"/>
-                <w:lang w:val="en-GB"/>
-              </w:rPr>
-            </w:pPr>
-          </w:p>
-        </w:tc>
-        <w:tc>
-          <w:tcPr>
-            <w:tcW w:w="809" w:type="dxa"/>
-          </w:tcPr>
-          <w:p>
-            <w:pPr>
-              <w:bidi/>
-              <w:rPr>
-                <w:rFonts w:cs="Arial"/>
-                <w:rtl/>
-                <w:lang w:val="en-GB"/>
-              </w:rPr>
-            </w:pPr>
-          </w:p>
-        </w:tc>
-        <w:tc>
-          <w:tcPr>
-            <w:tcW w:w="732" w:type="dxa"/>
-          </w:tcPr>
-          <w:p>
-            <w:pPr>
-              <w:bidi/>
-              <w:rPr>
-                <w:rFonts w:cs="Arial"/>
-                <w:rtl/>
-                <w:lang w:val="en-GB"/>
-              </w:rPr>
-            </w:pPr>
-          </w:p>
-        </w:tc>
-        <w:tc>
-          <w:tcPr>
-            <w:tcW w:w="628" w:type="dxa"/>
-          </w:tcPr>
-          <w:p>
-            <w:pPr>
-              <w:bidi/>
-              <w:rPr>
-                <w:rFonts w:cs="Arial"/>
-                <w:rtl/>
-                <w:lang w:val="en-GB"/>
-              </w:rPr>
-            </w:pPr>
-          </w:p>
-        </w:tc>
-        <w:tc>
-          <w:tcPr>
-            <w:tcW w:w="964" w:type="dxa"/>
-          </w:tcPr>
-          <w:p>
-            <w:pPr>
-              <w:bidi/>
-              <w:rPr>
-                <w:rFonts w:cs="Arial"/>
-                <w:rtl/>
-                <w:lang w:val="en-GB"/>
-              </w:rPr>
-            </w:pPr>
-          </w:p>
-        </w:tc>
-      </w:tr>
-      <w:tr>
-        <w:tc>
-          <w:tcPr>
-            <w:tcW w:w="1065" w:type="dxa"/>
-          </w:tcPr>
-          <w:p>
-            <w:pPr>
-              <w:bidi/>
-              <w:rPr>
-                <w:rFonts w:cs="Arial"/>
-                <w:lang w:val="en-GB"/>
-              </w:rPr>
-            </w:pPr>
-          </w:p>
-        </w:tc>
-        <w:tc>
-          <w:tcPr>
-            <w:tcW w:w="809" w:type="dxa"/>
-          </w:tcPr>
-          <w:p>
-            <w:pPr>
-              <w:bidi/>
-              <w:rPr>
-                <w:rFonts w:cs="Arial"/>
-                <w:rtl/>
-                <w:lang w:val="en-GB"/>
-              </w:rPr>
-            </w:pPr>
-          </w:p>
-        </w:tc>
-        <w:tc>
-          <w:tcPr>
-            <w:tcW w:w="732" w:type="dxa"/>
-          </w:tcPr>
-          <w:p>
-            <w:pPr>
-              <w:bidi/>
-              <w:rPr>
-                <w:rFonts w:cs="Arial"/>
-                <w:rtl/>
-                <w:lang w:val="en-GB"/>
-              </w:rPr>
-            </w:pPr>
-          </w:p>
-        </w:tc>
-        <w:tc>
-          <w:tcPr>
-            <w:tcW w:w="628" w:type="dxa"/>
-          </w:tcPr>
-          <w:p>
-            <w:pPr>
-              <w:bidi/>
-              <w:rPr>
-                <w:rFonts w:cs="Arial"/>
-                <w:rtl/>
-                <w:lang w:val="en-GB"/>
-              </w:rPr>
-            </w:pPr>
-          </w:p>
-        </w:tc>
-        <w:tc>
-          <w:tcPr>
-            <w:tcW w:w="964" w:type="dxa"/>
-          </w:tcPr>
-          <w:p>
-            <w:pPr>
-              <w:bidi/>
-              <w:rPr>
-                <w:rFonts w:cs="Arial"/>
-                <w:rtl/>
-                <w:lang w:val="en-GB"/>
-              </w:rPr>
-            </w:pPr>
-          </w:p>
-        </w:tc>
-      </w:tr>
-      <w:tr>
-        <w:tc>
-          <w:tcPr>
-            <w:tcW w:w="1065" w:type="dxa"/>
-          </w:tcPr>
-          <w:p>
-            <w:pPr>
-              <w:bidi/>
-              <w:rPr>
-                <w:rFonts w:cs="Arial"/>
-                <w:lang w:val="en-GB"/>
-              </w:rPr>
-            </w:pPr>
-          </w:p>
-        </w:tc>
-        <w:tc>
-          <w:tcPr>
-            <w:tcW w:w="809" w:type="dxa"/>
-          </w:tcPr>
-          <w:p>
-            <w:pPr>
-              <w:bidi/>
-              <w:rPr>
-                <w:rFonts w:cs="Arial"/>
-                <w:rtl/>
-                <w:lang w:val="en-GB"/>
-              </w:rPr>
-            </w:pPr>
-          </w:p>
-        </w:tc>
-        <w:tc>
-          <w:tcPr>
-            <w:tcW w:w="732" w:type="dxa"/>
-          </w:tcPr>
-          <w:p>
-            <w:pPr>
-              <w:bidi/>
-              <w:rPr>
-                <w:rFonts w:cs="Arial"/>
-                <w:rtl/>
-                <w:lang w:val="en-GB"/>
-              </w:rPr>
-            </w:pPr>
-          </w:p>
-        </w:tc>
-        <w:tc>
-          <w:tcPr>
-            <w:tcW w:w="628" w:type="dxa"/>
-          </w:tcPr>
-          <w:p>
-            <w:pPr>
-              <w:bidi/>
-              <w:rPr>
-                <w:rFonts w:cs="Arial"/>
-                <w:rtl/>
-                <w:lang w:val="en-GB"/>
-              </w:rPr>
-            </w:pPr>
-          </w:p>
-        </w:tc>
-        <w:tc>
-          <w:tcPr>
-            <w:tcW w:w="964" w:type="dxa"/>
-          </w:tcPr>
-          <w:p>
-            <w:pPr>
-              <w:bidi/>
-              <w:rPr>
-                <w:rFonts w:cs="Arial"/>
-                <w:rtl/>
-                <w:lang w:val="en-GB"/>
-              </w:rPr>
-            </w:pPr>
-          </w:p>
-        </w:tc>
-      </w:tr>
-      <w:tr>
-        <w:tc>
-          <w:tcPr>
-            <w:tcW w:w="1065" w:type="dxa"/>
-          </w:tcPr>
-          <w:p>
-            <w:pPr>
-              <w:bidi/>
-              <w:rPr>
-                <w:rFonts w:cs="Arial"/>
-                <w:lang w:val="en-GB"/>
-              </w:rPr>
-            </w:pPr>
-          </w:p>
-        </w:tc>
-        <w:tc>
-          <w:tcPr>
-            <w:tcW w:w="809" w:type="dxa"/>
-          </w:tcPr>
-          <w:p>
-            <w:pPr>
-              <w:bidi/>
-              <w:rPr>
-                <w:rFonts w:cs="Arial"/>
-                <w:rtl/>
-                <w:lang w:val="en-GB"/>
-              </w:rPr>
-            </w:pPr>
-          </w:p>
-        </w:tc>
-        <w:tc>
-          <w:tcPr>
-            <w:tcW w:w="732" w:type="dxa"/>
-          </w:tcPr>
-          <w:p>
-            <w:pPr>
-              <w:bidi/>
-              <w:rPr>
-                <w:rFonts w:cs="Arial"/>
-                <w:rtl/>
-                <w:lang w:val="en-GB"/>
-              </w:rPr>
-            </w:pPr>
-          </w:p>
-        </w:tc>
-        <w:tc>
-          <w:tcPr>
-            <w:tcW w:w="628" w:type="dxa"/>
-          </w:tcPr>
-          <w:p>
-            <w:pPr>
-              <w:bidi/>
-              <w:rPr>
-                <w:rFonts w:cs="Arial"/>
-                <w:rtl/>
-                <w:lang w:val="en-GB"/>
-              </w:rPr>
-            </w:pPr>
-          </w:p>
-        </w:tc>
-        <w:tc>
-          <w:tcPr>
-            <w:tcW w:w="964" w:type="dxa"/>
-          </w:tcPr>
-          <w:p>
-            <w:pPr>
-              <w:bidi/>
-              <w:rPr>
-                <w:rFonts w:cs="Arial"/>
-                <w:rtl/>
-                <w:lang w:val="en-GB"/>
-              </w:rPr>
-            </w:pPr>
-          </w:p>
-        </w:tc>
-      </w:tr>
-      <w:tr>
-        <w:tc>
-          <w:tcPr>
-            <w:tcW w:w="1065" w:type="dxa"/>
-          </w:tcPr>
-          <w:p>
-            <w:pPr>
-              <w:bidi/>
-              <w:rPr>
-                <w:rFonts w:cs="Arial"/>
-                <w:lang w:val="en-GB"/>
-              </w:rPr>
-            </w:pPr>
-          </w:p>
-        </w:tc>
-        <w:tc>
-          <w:tcPr>
-            <w:tcW w:w="809" w:type="dxa"/>
-          </w:tcPr>
-          <w:p>
-            <w:pPr>
-              <w:bidi/>
-              <w:rPr>
-                <w:rFonts w:cs="Arial"/>
-                <w:rtl/>
-                <w:lang w:val="en-GB"/>
-              </w:rPr>
-            </w:pPr>
-          </w:p>
-        </w:tc>
-        <w:tc>
-          <w:tcPr>
-            <w:tcW w:w="732" w:type="dxa"/>
-          </w:tcPr>
-          <w:p>
-            <w:pPr>
-              <w:bidi/>
-              <w:rPr>
-                <w:rFonts w:cs="Arial"/>
-                <w:rtl/>
-                <w:lang w:val="en-GB"/>
-              </w:rPr>
-            </w:pPr>
-          </w:p>
-        </w:tc>
-        <w:tc>
-          <w:tcPr>
-            <w:tcW w:w="628" w:type="dxa"/>
-          </w:tcPr>
-          <w:p>
-            <w:pPr>
-              <w:bidi/>
-              <w:rPr>
-                <w:rFonts w:cs="Arial"/>
-                <w:rtl/>
-                <w:lang w:val="en-GB"/>
-              </w:rPr>
-            </w:pPr>
-          </w:p>
-        </w:tc>
-        <w:tc>
-          <w:tcPr>
-            <w:tcW w:w="964" w:type="dxa"/>
-          </w:tcPr>
-          <w:p>
-            <w:pPr>
-              <w:bidi/>
-              <w:rPr>
-                <w:rFonts w:cs="Arial"/>
-                <w:rtl/>
-                <w:lang w:val="en-GB"/>
-              </w:rPr>
-            </w:pPr>
-          </w:p>
-        </w:tc>
-      </w:tr>
-      <w:tr>
-        <w:tc>
-          <w:tcPr>
-            <w:tcW w:w="1065" w:type="dxa"/>
-          </w:tcPr>
-          <w:p>
-            <w:pPr>
-              <w:bidi/>
-              <w:rPr>
-                <w:rFonts w:cs="Arial"/>
-                <w:lang w:val="en-GB"/>
-              </w:rPr>
-            </w:pPr>
-          </w:p>
-        </w:tc>
-        <w:tc>
-          <w:tcPr>
-            <w:tcW w:w="809" w:type="dxa"/>
-          </w:tcPr>
-          <w:p>
-            <w:pPr>
-              <w:bidi/>
-              <w:rPr>
-                <w:rFonts w:cs="Arial"/>
-                <w:rtl/>
-                <w:lang w:val="en-GB"/>
-              </w:rPr>
-            </w:pPr>
-          </w:p>
-        </w:tc>
-        <w:tc>
-          <w:tcPr>
-            <w:tcW w:w="732" w:type="dxa"/>
-          </w:tcPr>
-          <w:p>
-            <w:pPr>
-              <w:bidi/>
-              <w:rPr>
-                <w:rFonts w:cs="Arial"/>
-                <w:rtl/>
-                <w:lang w:val="en-GB"/>
-              </w:rPr>
-            </w:pPr>
-          </w:p>
-        </w:tc>
-        <w:tc>
-          <w:tcPr>
-            <w:tcW w:w="628" w:type="dxa"/>
-          </w:tcPr>
-          <w:p>
-            <w:pPr>
-              <w:bidi/>
-              <w:rPr>
-                <w:rFonts w:cs="Arial"/>
-                <w:rtl/>
-                <w:lang w:val="en-GB"/>
-              </w:rPr>
-            </w:pPr>
-          </w:p>
-        </w:tc>
-        <w:tc>
-          <w:tcPr>
-            <w:tcW w:w="964" w:type="dxa"/>
-          </w:tcPr>
-          <w:p>
-            <w:pPr>
-              <w:bidi/>
-              <w:rPr>
-                <w:rFonts w:cs="Arial"/>
-                <w:rtl/>
-                <w:lang w:val="en-GB"/>
-              </w:rPr>
-            </w:pPr>
-          </w:p>
-        </w:tc>
-      </w:tr>
-      <w:tr>
-        <w:tc>
-          <w:tcPr>
-            <w:tcW w:w="1065" w:type="dxa"/>
-          </w:tcPr>
-          <w:p>
-            <w:pPr>
-              <w:bidi/>
-              <w:rPr>
-                <w:rFonts w:cs="Arial"/>
-                <w:lang w:val="en-GB"/>
-              </w:rPr>
-            </w:pPr>
-          </w:p>
-        </w:tc>
-        <w:tc>
-          <w:tcPr>
-            <w:tcW w:w="809" w:type="dxa"/>
-          </w:tcPr>
-          <w:p>
-            <w:pPr>
-              <w:bidi/>
-              <w:rPr>
-                <w:rFonts w:cs="Arial"/>
-                <w:rtl/>
-                <w:lang w:val="en-GB"/>
-              </w:rPr>
-            </w:pPr>
-          </w:p>
-        </w:tc>
-        <w:tc>
-          <w:tcPr>
-            <w:tcW w:w="732" w:type="dxa"/>
-          </w:tcPr>
-          <w:p>
-            <w:pPr>
-              <w:bidi/>
-              <w:rPr>
-                <w:rFonts w:cs="Arial"/>
-                <w:rtl/>
-                <w:lang w:val="en-GB"/>
-              </w:rPr>
-            </w:pPr>
-          </w:p>
-        </w:tc>
-        <w:tc>
-          <w:tcPr>
-            <w:tcW w:w="628" w:type="dxa"/>
-          </w:tcPr>
-          <w:p>
-            <w:pPr>
-              <w:bidi/>
-              <w:rPr>
-                <w:rFonts w:cs="Arial"/>
-                <w:rtl/>
-                <w:lang w:val="en-GB"/>
-              </w:rPr>
-            </w:pPr>
-          </w:p>
-        </w:tc>
-        <w:tc>
-          <w:tcPr>
-            <w:tcW w:w="964" w:type="dxa"/>
-          </w:tcPr>
-          <w:p>
-            <w:pPr>
-              <w:bidi/>
-              <w:rPr>
-                <w:rFonts w:cs="Arial"/>
-                <w:rtl/>
-                <w:lang w:val="en-GB"/>
-              </w:rPr>
-            </w:pPr>
-          </w:p>
-        </w:tc>
-      </w:tr>
-      <w:tr>
-        <w:tc>
-          <w:tcPr>
-            <w:tcW w:w="1065" w:type="dxa"/>
-          </w:tcPr>
-          <w:p>
-            <w:pPr>
-              <w:bidi/>
-              <w:rPr>
-                <w:rFonts w:cs="Arial"/>
-                <w:lang w:val="en-GB"/>
-              </w:rPr>
-            </w:pPr>
-          </w:p>
-        </w:tc>
-        <w:tc>
-          <w:tcPr>
-            <w:tcW w:w="809" w:type="dxa"/>
-          </w:tcPr>
-          <w:p>
-            <w:pPr>
-              <w:bidi/>
-              <w:rPr>
-                <w:rFonts w:cs="Arial"/>
-                <w:rtl/>
-                <w:lang w:val="en-GB"/>
-              </w:rPr>
-            </w:pPr>
-          </w:p>
-        </w:tc>
-        <w:tc>
-          <w:tcPr>
-            <w:tcW w:w="732" w:type="dxa"/>
-          </w:tcPr>
-          <w:p>
-            <w:pPr>
-              <w:bidi/>
-              <w:rPr>
-                <w:rFonts w:cs="Arial"/>
-                <w:rtl/>
-                <w:lang w:val="en-GB"/>
-              </w:rPr>
-            </w:pPr>
-          </w:p>
-        </w:tc>
-        <w:tc>
-          <w:tcPr>
-            <w:tcW w:w="628" w:type="dxa"/>
-          </w:tcPr>
-          <w:p>
-            <w:pPr>
-              <w:bidi/>
-              <w:rPr>
-                <w:rFonts w:cs="Arial"/>
-                <w:rtl/>
-                <w:lang w:val="en-GB"/>
-              </w:rPr>
-            </w:pPr>
-          </w:p>
-        </w:tc>
-        <w:tc>
-          <w:tcPr>
-            <w:tcW w:w="964" w:type="dxa"/>
-          </w:tcPr>
-          <w:p>
-            <w:pPr>
-              <w:bidi/>
-              <w:rPr>
-                <w:rFonts w:cs="Arial"/>
-                <w:rtl/>
-                <w:lang w:val="en-GB"/>
-              </w:rPr>
-            </w:pPr>
-          </w:p>
-        </w:tc>
-      </w:tr>
-      <w:tr>
-        <w:tc>
-          <w:tcPr>
-            <w:tcW w:w="1065" w:type="dxa"/>
-          </w:tcPr>
-          <w:p>
-            <w:pPr>
-              <w:bidi/>
-              <w:rPr>
-                <w:rFonts w:cs="Arial"/>
-                <w:lang w:val="en-GB"/>
-              </w:rPr>
-            </w:pPr>
-          </w:p>
-        </w:tc>
-        <w:tc>
-          <w:tcPr>
-            <w:tcW w:w="809" w:type="dxa"/>
-          </w:tcPr>
-          <w:p>
-            <w:pPr>
-              <w:bidi/>
-              <w:rPr>
-                <w:rFonts w:cs="Arial"/>
-                <w:rtl/>
-                <w:lang w:val="en-GB"/>
-              </w:rPr>
-            </w:pPr>
-          </w:p>
-        </w:tc>
-        <w:tc>
-          <w:tcPr>
-            <w:tcW w:w="732" w:type="dxa"/>
-          </w:tcPr>
-          <w:p>
-            <w:pPr>
-              <w:bidi/>
-              <w:rPr>
-                <w:rFonts w:cs="Arial"/>
-                <w:rtl/>
-                <w:lang w:val="en-GB"/>
-              </w:rPr>
-            </w:pPr>
-          </w:p>
-        </w:tc>
-        <w:tc>
-          <w:tcPr>
-            <w:tcW w:w="628" w:type="dxa"/>
-          </w:tcPr>
-          <w:p>
-            <w:pPr>
-              <w:bidi/>
-              <w:rPr>
-                <w:rFonts w:cs="Arial"/>
-                <w:rtl/>
-                <w:lang w:val="en-GB"/>
-              </w:rPr>
-            </w:pPr>
-          </w:p>
-        </w:tc>
-        <w:tc>
-          <w:tcPr>
-            <w:tcW w:w="964" w:type="dxa"/>
-          </w:tcPr>
-          <w:p>
-            <w:pPr>
-              <w:bidi/>
-              <w:rPr>
-                <w:rFonts w:cs="Arial"/>
-                <w:rtl/>
-                <w:lang w:val="en-GB"/>
-              </w:rPr>
-            </w:pPr>
-          </w:p>
-        </w:tc>
-      </w:tr>
-      <w:tr>
-        <w:tc>
-          <w:tcPr>
-            <w:tcW w:w="1065" w:type="dxa"/>
-          </w:tcPr>
-          <w:p>
-            <w:pPr>
-              <w:bidi/>
-              <w:rPr>
-                <w:rFonts w:cs="Arial"/>
-                <w:lang w:val="en-GB"/>
-              </w:rPr>
-            </w:pPr>
-          </w:p>
-        </w:tc>
-        <w:tc>
-          <w:tcPr>
-            <w:tcW w:w="809" w:type="dxa"/>
-          </w:tcPr>
-          <w:p>
-            <w:pPr>
-              <w:bidi/>
-              <w:rPr>
-                <w:rFonts w:cs="Arial"/>
-                <w:rtl/>
-                <w:lang w:val="en-GB"/>
-              </w:rPr>
-            </w:pPr>
-          </w:p>
-        </w:tc>
-        <w:tc>
-          <w:tcPr>
-            <w:tcW w:w="732" w:type="dxa"/>
-          </w:tcPr>
-          <w:p>
-            <w:pPr>
-              <w:bidi/>
-              <w:rPr>
-                <w:rFonts w:cs="Arial"/>
-                <w:rtl/>
-                <w:lang w:val="en-GB"/>
-              </w:rPr>
-            </w:pPr>
-          </w:p>
-        </w:tc>
-        <w:tc>
-          <w:tcPr>
-            <w:tcW w:w="628" w:type="dxa"/>
-          </w:tcPr>
-          <w:p>
-            <w:pPr>
-              <w:bidi/>
-              <w:rPr>
-                <w:rFonts w:cs="Arial"/>
-                <w:rtl/>
-                <w:lang w:val="en-GB"/>
-              </w:rPr>
-            </w:pPr>
-          </w:p>
-        </w:tc>
-        <w:tc>
-          <w:tcPr>
-            <w:tcW w:w="964" w:type="dxa"/>
-          </w:tcPr>
-          <w:p>
-            <w:pPr>
-              <w:bidi/>
-              <w:rPr>
-                <w:rFonts w:cs="Arial"/>
-                <w:rtl/>
-                <w:lang w:val="en-GB"/>
-              </w:rPr>
-            </w:pPr>
-          </w:p>
-        </w:tc>
-      </w:tr>
-      <w:tr>
-        <w:tc>
-          <w:tcPr>
-            <w:tcW w:w="1065" w:type="dxa"/>
-          </w:tcPr>
-          <w:p>
-            <w:pPr>
-              <w:bidi/>
-              <w:rPr>
-                <w:rFonts w:cs="Arial"/>
-                <w:lang w:val="en-GB"/>
-              </w:rPr>
-            </w:pPr>
-          </w:p>
-        </w:tc>
-        <w:tc>
-          <w:tcPr>
-            <w:tcW w:w="809" w:type="dxa"/>
-          </w:tcPr>
-          <w:p>
-            <w:pPr>
-              <w:bidi/>
-              <w:rPr>
-                <w:rFonts w:cs="Arial"/>
-                <w:rtl/>
-                <w:lang w:val="en-GB"/>
-              </w:rPr>
-            </w:pPr>
-          </w:p>
-        </w:tc>
-        <w:tc>
-          <w:tcPr>
-            <w:tcW w:w="732" w:type="dxa"/>
-          </w:tcPr>
-          <w:p>
-            <w:pPr>
-              <w:bidi/>
-              <w:rPr>
-                <w:rFonts w:cs="Arial"/>
-                <w:rtl/>
-                <w:lang w:val="en-GB"/>
-              </w:rPr>
-            </w:pPr>
-          </w:p>
-        </w:tc>
-        <w:tc>
-          <w:tcPr>
-            <w:tcW w:w="628" w:type="dxa"/>
-          </w:tcPr>
-          <w:p>
-            <w:pPr>
-              <w:bidi/>
-              <w:rPr>
-                <w:rFonts w:cs="Arial"/>
-                <w:rtl/>
-                <w:lang w:val="en-GB"/>
-              </w:rPr>
-            </w:pPr>
-          </w:p>
-        </w:tc>
-        <w:tc>
-          <w:tcPr>
-            <w:tcW w:w="964" w:type="dxa"/>
-          </w:tcPr>
-          <w:p>
-            <w:pPr>
-              <w:bidi/>
-              <w:rPr>
-                <w:rFonts w:cs="Arial"/>
-                <w:rtl/>
-                <w:lang w:val="en-GB"/>
-              </w:rPr>
-            </w:pPr>
-          </w:p>
-        </w:tc>
-      </w:tr>
-      <w:tr>
-        <w:tc>
-          <w:tcPr>
-            <w:tcW w:w="1065" w:type="dxa"/>
-          </w:tcPr>
-          <w:p>
-            <w:pPr>
-              <w:bidi/>
-              <w:rPr>
-                <w:rFonts w:cs="Arial"/>
-                <w:lang w:val="en-GB"/>
-              </w:rPr>
-            </w:pPr>
-          </w:p>
-        </w:tc>
-        <w:tc>
-          <w:tcPr>
-            <w:tcW w:w="809" w:type="dxa"/>
-          </w:tcPr>
-          <w:p>
-            <w:pPr>
-              <w:bidi/>
-              <w:rPr>
-                <w:rFonts w:cs="Arial"/>
-                <w:rtl/>
-                <w:lang w:val="en-GB"/>
-              </w:rPr>
-            </w:pPr>
-          </w:p>
-        </w:tc>
-        <w:tc>
-          <w:tcPr>
-            <w:tcW w:w="732" w:type="dxa"/>
-          </w:tcPr>
-          <w:p>
-            <w:pPr>
-              <w:bidi/>
-              <w:rPr>
-                <w:rFonts w:cs="Arial"/>
-                <w:rtl/>
-                <w:lang w:val="en-GB"/>
-              </w:rPr>
-            </w:pPr>
-          </w:p>
-        </w:tc>
-        <w:tc>
-          <w:tcPr>
-            <w:tcW w:w="628" w:type="dxa"/>
-          </w:tcPr>
-          <w:p>
-            <w:pPr>
-              <w:bidi/>
-              <w:rPr>
-                <w:rFonts w:cs="Arial"/>
-                <w:rtl/>
-                <w:lang w:val="en-GB"/>
-              </w:rPr>
-            </w:pPr>
-          </w:p>
-        </w:tc>
-        <w:tc>
-          <w:tcPr>
-            <w:tcW w:w="964" w:type="dxa"/>
-          </w:tcPr>
-          <w:p>
-            <w:pPr>
-              <w:bidi/>
-              <w:rPr>
-                <w:rFonts w:cs="Arial"/>
-                <w:rtl/>
-                <w:lang w:val="en-GB"/>
-              </w:rPr>
-            </w:pPr>
-          </w:p>
-        </w:tc>
-      </w:tr>
-      <w:tr>
-        <w:tc>
-          <w:tcPr>
-            <w:tcW w:w="1065" w:type="dxa"/>
-          </w:tcPr>
-          <w:p>
-            <w:pPr>
-              <w:bidi/>
-              <w:rPr>
-                <w:rFonts w:cs="Arial"/>
-                <w:lang w:val="en-GB"/>
-              </w:rPr>
-            </w:pPr>
-          </w:p>
-        </w:tc>
-        <w:tc>
-          <w:tcPr>
-            <w:tcW w:w="809" w:type="dxa"/>
-          </w:tcPr>
-          <w:p>
-            <w:pPr>
-              <w:bidi/>
-              <w:rPr>
-                <w:rFonts w:cs="Arial"/>
-                <w:rtl/>
-                <w:lang w:val="en-GB"/>
-              </w:rPr>
-            </w:pPr>
-          </w:p>
-        </w:tc>
-        <w:tc>
-          <w:tcPr>
-            <w:tcW w:w="732" w:type="dxa"/>
-          </w:tcPr>
-          <w:p>
-            <w:pPr>
-              <w:bidi/>
-              <w:rPr>
-                <w:rFonts w:cs="Arial"/>
-                <w:rtl/>
-                <w:lang w:val="en-GB"/>
-              </w:rPr>
-            </w:pPr>
-          </w:p>
-        </w:tc>
-        <w:tc>
-          <w:tcPr>
-            <w:tcW w:w="628" w:type="dxa"/>
-          </w:tcPr>
-          <w:p>
-            <w:pPr>
-              <w:bidi/>
-              <w:rPr>
-                <w:rFonts w:cs="Arial"/>
-                <w:rtl/>
-                <w:lang w:val="en-GB"/>
-              </w:rPr>
-            </w:pPr>
-          </w:p>
-        </w:tc>
-        <w:tc>
-          <w:tcPr>
-            <w:tcW w:w="964" w:type="dxa"/>
+            <w:tcW w:w="966" w:type="dxa"/>
           </w:tcPr>
           <w:p>
             <w:pPr>
